--- a/Cover_Letters/Shinoy_Quorum_Software_Senior_Consultant_Services_Subscription_Cover_Letter.docx
+++ b/Cover_Letters/Shinoy_Quorum_Software_Senior_Consultant_Services_Subscription_Cover_Letter.docx
@@ -14,7 +14,7 @@
     </w:p>
     <w:p>
       <w:r>
-        <w:t>August 30, 2026</w:t>
+        <w:t>September 21, 2026</w:t>
       </w:r>
     </w:p>
     <w:p>
@@ -30,17 +30,17 @@
     </w:p>
     <w:p>
       <w:r>
-        <w:t>Recently relocated to the Netherlands, I am actively seeking a new opportunity. I hold a valid EU residence permit with full work authorization and am available to start immediately. As someone who values ownership of quality, I am very excited about the chance to make a visible impact within your team.</w:t>
+        <w:t>Having recently relocated to the Netherlands, I am actively seeking a new opportunity. I hold a valid EU residence permit with full work authorization and am available to start immediately. As someone who values ownership of quality, I am very excited about the chance to make a visible impact within your team.</w:t>
       </w:r>
     </w:p>
     <w:p>
       <w:r>
-        <w:t>Your opening for a Senior Consultant caught my attention because it matches my background in analyzing business workflows, working with databases using SQL, and supporting software users through complex technical scenarios. Throughout my career in IT and financial software consulting, I have spent a lot of time bridging the gap between business requests and engineering teams to make sure systems function smoothly.</w:t>
+        <w:t>Your opening for a Senior Consultant caught my eye because it relies heavily on problem-solving, analyzing business needs, and working directly with clients. Throughout my career in IT and software support, I have spent a lot of time breaking down complex issues, talking with users to understand what went wrong, and writing clear documentation so engineering teams can fix things quickly.</w:t>
       </w:r>
     </w:p>
     <w:p>
       <w:r>
-        <w:t>I am comfortable digging into data, writing SQL queries to validate backend information, and writing documentation that helps users understand system functionality. I enjoy working directly with clients to solve problems and make sure software implementations meet their day-to-day operational needs.</w:t>
+        <w:t>I also have experience working with database systems and SQL to check data and trace errors. I enjoy helping people make sense of software and getting into the details of how an application behaves in real-world scenarios.</w:t>
       </w:r>
     </w:p>
     <w:p>
